--- a/6-人才与组织/部门AI专员跟进/采购部-姚祖怡-跟进-2026-10-12-SC8手机导航显示复核.docx
+++ b/6-人才与组织/部门AI专员跟进/采购部-姚祖怡-跟进-2026-10-12-SC8手机导航显示复核.docx
@@ -13,7 +13,7 @@
           <w:color w:val="1F4E79"/>
           <w:sz w:val="40"/>
         </w:rPr>
-        <w:t>SC8 手机导航显示复核</w:t>
+        <w:t>采购域PC端MVP业务问题集中收敛</w:t>
       </w:r>
     </w:p>
     <w:p/>
@@ -32,7 +32,7 @@
           <w:color w:val="1F4E79"/>
           <w:sz w:val="32"/>
         </w:rPr>
-        <w:t>SC8 手机导航显示复核</w:t>
+        <w:t>采购域PC端MVP业务问题集中收敛</w:t>
       </w:r>
     </w:p>
     <w:p>
@@ -58,7 +58,7 @@
           <w:b w:val="0"/>
           <w:sz w:val="21"/>
         </w:rPr>
-        <w:t>谢谢你此前指出保供看板手机端导航文字越界、页面标题重叠的问题。我们已针对这处显示问题完成局部修复并于 10 月 12 日部署。部署后，网页浏览器在 320px 和 390px 两种视口下的 20 项检查均通过；这项检查没有覆盖实际手机使用，手机端结果仍待你复核。</w:t>
+        <w:t>采购域已有场景统一以现有PRD的PC端MVP跑通为第一目标。SC2优先完成你已提出的三个指标，SC4、SC7、SC8、SC10、SC11能够独立推进的部分同时开展。本信把目前有依据、还需要业务判断或材料的事项集中列出，减少逐场景来回补问。</w:t>
       </w:r>
     </w:p>
     <w:p>
@@ -71,107 +71,7 @@
           <w:b w:val="0"/>
           <w:sz w:val="21"/>
         </w:rPr>
-        <w:t>请你方便时帮忙看一下：</w:t>
-      </w:r>
-    </w:p>
-    <w:p>
-      <w:pPr>
-        <w:pStyle w:val="ListBullet"/>
-        <w:spacing w:after="60"/>
-      </w:pPr>
-      <w:r>
-        <w:rPr>
-          <w:rFonts w:ascii="Microsoft YaHei" w:hAnsi="Microsoft YaHei" w:eastAsia="Microsoft YaHei" w:cs="Microsoft YaHei"/>
-          <w:b/>
-          <w:sz w:val="21"/>
-        </w:rPr>
-        <w:t>做什么：</w:t>
-      </w:r>
-      <w:r>
-        <w:rPr>
-          <w:rFonts w:ascii="Microsoft YaHei" w:hAnsi="Microsoft YaHei" w:eastAsia="Microsoft YaHei" w:cs="Microsoft YaHei"/>
-          <w:b w:val="0"/>
-          <w:sz w:val="21"/>
-        </w:rPr>
-        <w:t xml:space="preserve"> 用平时查看看板的手机打开 保供看板，确认顶部导航文字没有互相遮挡或被截断，页面标题与导航之间没有重叠；如导航项目较多，也请确认可以横向滑动查看。</w:t>
-      </w:r>
-    </w:p>
-    <w:p>
-      <w:pPr>
-        <w:pStyle w:val="ListBullet"/>
-        <w:spacing w:after="60"/>
-      </w:pPr>
-      <w:r>
-        <w:rPr>
-          <w:rFonts w:ascii="Microsoft YaHei" w:hAnsi="Microsoft YaHei" w:eastAsia="Microsoft YaHei" w:cs="Microsoft YaHei"/>
-          <w:b/>
-          <w:sz w:val="21"/>
-        </w:rPr>
-        <w:t>怎么做：</w:t>
-      </w:r>
-      <w:r>
-        <w:rPr>
-          <w:rFonts w:ascii="Microsoft YaHei" w:hAnsi="Microsoft YaHei" w:eastAsia="Microsoft YaHei" w:cs="Microsoft YaHei"/>
-          <w:b w:val="0"/>
-          <w:sz w:val="21"/>
-        </w:rPr>
-        <w:t xml:space="preserve"> 按平时的屏幕显示方式查看即可。若仍有问题，请通过企微 BOT 私聊发一张截图，并简单说明手机型号和浏览器；若显示正常，回一句“手机显示正常”即可，不必另写文档。</w:t>
-      </w:r>
-    </w:p>
-    <w:p>
-      <w:pPr>
-        <w:pStyle w:val="ListBullet"/>
-        <w:spacing w:after="60"/>
-      </w:pPr>
-      <w:r>
-        <w:rPr>
-          <w:rFonts w:ascii="Microsoft YaHei" w:hAnsi="Microsoft YaHei" w:eastAsia="Microsoft YaHei" w:cs="Microsoft YaHei"/>
-          <w:b/>
-          <w:sz w:val="21"/>
-        </w:rPr>
-        <w:t>什么时候交：</w:t>
-      </w:r>
-      <w:r>
-        <w:rPr>
-          <w:rFonts w:ascii="Microsoft YaHei" w:hAnsi="Microsoft YaHei" w:eastAsia="Microsoft YaHei" w:cs="Microsoft YaHei"/>
-          <w:b w:val="0"/>
-          <w:sz w:val="21"/>
-        </w:rPr>
-        <w:t xml:space="preserve"> 方便时看过后回我即可。本次只核实手机端导航和标题显示，不涉及周报指标、数据准确性或 SC2 三指标的业务验收。</w:t>
-      </w:r>
-    </w:p>
-    <w:p>
-      <w:pPr>
-        <w:spacing w:after="100"/>
-      </w:pPr>
-      <w:r>
-        <w:rPr>
-          <w:rFonts w:ascii="Microsoft YaHei" w:hAnsi="Microsoft YaHei" w:eastAsia="Microsoft YaHei" w:cs="Microsoft YaHei"/>
-          <w:b w:val="0"/>
-          <w:sz w:val="21"/>
-        </w:rPr>
-        <w:t>本次技术修复和浏览器检查记录在 SC8 展示反馈证据中。收到你的实际手机反馈后，我会回灌到 #671；在此之前，#671 仍保持待手机复核状态。</w:t>
-      </w:r>
-    </w:p>
-    <w:p>
-      <w:pPr>
-        <w:spacing w:after="100"/>
-      </w:pPr>
-      <w:r>
-        <w:rPr>
-          <w:rFonts w:ascii="Microsoft YaHei" w:hAnsi="Microsoft YaHei" w:eastAsia="Microsoft YaHei" w:cs="Microsoft YaHei"/>
-          <w:b/>
-          <w:sz w:val="21"/>
-        </w:rPr>
-        <w:t>采购域知识资产：</w:t>
-      </w:r>
-      <w:r>
-        <w:rPr>
-          <w:rFonts w:ascii="Microsoft YaHei" w:hAnsi="Microsoft YaHei" w:eastAsia="Microsoft YaHei" w:cs="Microsoft YaHei"/>
-          <w:b w:val="0"/>
-          <w:sz w:val="21"/>
-        </w:rPr>
-        <w:t xml:space="preserve"> 协同一页纸列有真缺料口径、SC8 置信度判据和 SC11 调拨原则。本次只记录手机端展示反馈，不调整这些业务口径。后续如需把新的使用经验沉淀为知识条目，我会先请你核对内容和署名。</w:t>
+        <w:t>你已确认的三指标替换范围、六/五个工作日期限、工作日规则、到货率窗口和逐物料算术平均，我们直接承接。你此前说明暂无可提供的真实案例，也已确认10月12日13:30–14:00候选时段仍方便；这些不再请你重复答，候选时段不记为已预约。技术接口、取数字段和旧报表行数差异由我们内部核查。</w:t>
       </w:r>
     </w:p>
     <w:p>
@@ -186,49 +86,7 @@
           <w:color w:val="1F4E79"/>
           <w:sz w:val="28"/>
         </w:rPr>
-        <w:t>附：采购域协同入口摘录</w:t>
-      </w:r>
-    </w:p>
-    <w:p>
-      <w:pPr>
-        <w:pStyle w:val="ListBullet"/>
-        <w:spacing w:after="60"/>
-      </w:pPr>
-      <w:r>
-        <w:rPr>
-          <w:rFonts w:ascii="Microsoft YaHei" w:hAnsi="Microsoft YaHei" w:eastAsia="Microsoft YaHei" w:cs="Microsoft YaHei"/>
-          <w:b w:val="0"/>
-          <w:sz w:val="21"/>
-        </w:rPr>
-        <w:t>保供看板：&lt;http://192.168.100.51:8091/&gt;</w:t>
-      </w:r>
-    </w:p>
-    <w:p>
-      <w:pPr>
-        <w:pStyle w:val="ListBullet"/>
-        <w:spacing w:after="60"/>
-      </w:pPr>
-      <w:r>
-        <w:rPr>
-          <w:rFonts w:ascii="Microsoft YaHei" w:hAnsi="Microsoft YaHei" w:eastAsia="Microsoft YaHei" w:cs="Microsoft YaHei"/>
-          <w:b w:val="0"/>
-          <w:sz w:val="21"/>
-        </w:rPr>
-        <w:t>回件方式：通过企微 BOT 私聊发送文字或截图。</w:t>
-      </w:r>
-    </w:p>
-    <w:p>
-      <w:pPr>
-        <w:pStyle w:val="ListBullet"/>
-        <w:spacing w:after="60"/>
-      </w:pPr>
-      <w:r>
-        <w:rPr>
-          <w:rFonts w:ascii="Microsoft YaHei" w:hAnsi="Microsoft YaHei" w:eastAsia="Microsoft YaHei" w:cs="Microsoft YaHei"/>
-          <w:b w:val="0"/>
-          <w:sz w:val="21"/>
-        </w:rPr>
-        <w:t>本次复核范围：只看手机端导航及页面标题显示；SC2 指标和其他业务结论按各自任务单独跟进。</w:t>
+        <w:t>一 本次请做什么</w:t>
       </w:r>
     </w:p>
     <w:p>
@@ -241,7 +99,110 @@
           <w:b w:val="0"/>
           <w:sz w:val="21"/>
         </w:rPr>
-        <w:t>有其他问题，随时通过企微 BOT 私聊告诉我。</w:t>
+        <w:t>下面17项把待解决的业务问题一次列齐，本次请提供现有材料和现行处理说明，不请你临时制定判据。已答过的条目可只指出原回复所在位置；暂时拿不到材料，可回复现有替代报表、可提供的人或“暂时没有”。同一份资料能解多项问题，就提供一次。我们先利用现有材料整理真实判例，再把现状结果与拟议结果并列给你批改；没有真实案例时登记待核，不编造单据，不把未回复当成规则生效。</w:t>
+      </w:r>
+    </w:p>
+    <w:p>
+      <w:pPr>
+        <w:pStyle w:val="Heading3"/>
+        <w:spacing w:before="180" w:after="120"/>
+      </w:pPr>
+      <w:r>
+        <w:rPr>
+          <w:rFonts w:ascii="Microsoft YaHei" w:hAnsi="Microsoft YaHei" w:eastAsia="Microsoft YaHei" w:cs="Microsoft YaHei"/>
+          <w:b/>
+          <w:color w:val="2E5B8A"/>
+          <w:sz w:val="25"/>
+        </w:rPr>
+        <w:t>SC2 采购周报：三个指标实际使用</w:t>
+      </w:r>
+    </w:p>
+    <w:p>
+      <w:pPr>
+        <w:pStyle w:val="ListNumber"/>
+        <w:spacing w:after="60"/>
+      </w:pPr>
+      <w:r>
+        <w:rPr>
+          <w:rFonts w:ascii="Microsoft YaHei" w:hAnsi="Microsoft YaHei" w:eastAsia="Microsoft YaHei" w:cs="Microsoft YaHei"/>
+          <w:b/>
+          <w:sz w:val="21"/>
+        </w:rPr>
+        <w:t>后续期次窗口和历史状态。</w:t>
+      </w:r>
+      <w:r>
+        <w:rPr>
+          <w:rFonts w:ascii="Microsoft YaHei" w:hAnsi="Microsoft YaHei" w:eastAsia="Microsoft YaHei" w:cs="Microsoft YaHei"/>
+          <w:b w:val="0"/>
+          <w:sz w:val="21"/>
+        </w:rPr>
+        <w:t xml:space="preserve"> 原定义固定到“2026年9月7日截止”，后续周报需要对应期次依据；请提供已有报表期次或现行处理说明。</w:t>
+      </w:r>
+    </w:p>
+    <w:p>
+      <w:pPr>
+        <w:pStyle w:val="ListNumber"/>
+        <w:spacing w:after="60"/>
+      </w:pPr>
+      <w:r>
+        <w:rPr>
+          <w:rFonts w:ascii="Microsoft YaHei" w:hAnsi="Microsoft YaHei" w:eastAsia="Microsoft YaHei" w:cs="Microsoft YaHei"/>
+          <w:b/>
+          <w:sz w:val="21"/>
+        </w:rPr>
+        <w:t>多计划、多答交及多次入库的归属/去重。</w:t>
+      </w:r>
+      <w:r>
+        <w:rPr>
+          <w:rFonts w:ascii="Microsoft YaHei" w:hAnsi="Microsoft YaHei" w:eastAsia="Microsoft YaHei" w:cs="Microsoft YaHei"/>
+          <w:b w:val="0"/>
+          <w:sz w:val="21"/>
+        </w:rPr>
+        <w:t xml:space="preserve"> 请提供可说明当前人工关联办法的现有片段或处理说明。</w:t>
+      </w:r>
+    </w:p>
+    <w:p>
+      <w:pPr>
+        <w:pStyle w:val="ListNumber"/>
+        <w:spacing w:after="60"/>
+      </w:pPr>
+      <w:r>
+        <w:rPr>
+          <w:rFonts w:ascii="Microsoft YaHei" w:hAnsi="Microsoft YaHei" w:eastAsia="Microsoft YaHei" w:cs="Microsoft YaHei"/>
+          <w:b/>
+          <w:sz w:val="21"/>
+        </w:rPr>
+        <w:t>零应到量、缺日期/数量的物料率与部门平均。</w:t>
+      </w:r>
+      <w:r>
+        <w:rPr>
+          <w:rFonts w:ascii="Microsoft YaHei" w:hAnsi="Microsoft YaHei" w:eastAsia="Microsoft YaHei" w:cs="Microsoft YaHei"/>
+          <w:b w:val="0"/>
+          <w:sz w:val="21"/>
+        </w:rPr>
+        <w:t xml:space="preserve"> 请提供现有报表如何呈现这些情况的片段或处理说明。系统准备显示“资料不足/待确认”，不自行算成零或剔除。</w:t>
+      </w:r>
+    </w:p>
+    <w:p>
+      <w:pPr>
+        <w:pStyle w:val="ListNumber"/>
+        <w:spacing w:after="60"/>
+      </w:pPr>
+      <w:r>
+        <w:rPr>
+          <w:rFonts w:ascii="Microsoft YaHei" w:hAnsi="Microsoft YaHei" w:eastAsia="Microsoft YaHei" w:cs="Microsoft YaHei"/>
+          <w:b/>
+          <w:sz w:val="21"/>
+        </w:rPr>
+        <w:t>退货、作废、撤销/关闭及生效时点。</w:t>
+      </w:r>
+      <w:r>
+        <w:rPr>
+          <w:rFonts w:ascii="Microsoft YaHei" w:hAnsi="Microsoft YaHei" w:eastAsia="Microsoft YaHei" w:cs="Microsoft YaHei"/>
+          <w:b w:val="0"/>
+          <w:sz w:val="21"/>
+        </w:rPr>
+        <w:t xml:space="preserve"> 请提供现行过滤依据或实际处理记录，后续用真实情况核对三指标。</w:t>
       </w:r>
     </w:p>
     <w:p>
@@ -254,7 +215,66 @@
           <w:b w:val="0"/>
           <w:sz w:val="21"/>
         </w:rPr>
-        <w:t>Shao Peishen</w:t>
+        <w:t>你此前说暂无成套真实例子，因此本次不要求重新拼齐全链路。若现有周报、排程或入库记录能说明其中一项，请直接提供该片段及原处理结果；只有业务说明也可先回复。后续有真实记录时，我们再做判例对照。</w:t>
+      </w:r>
+    </w:p>
+    <w:p>
+      <w:pPr>
+        <w:pStyle w:val="Heading3"/>
+        <w:spacing w:before="180" w:after="120"/>
+      </w:pPr>
+      <w:r>
+        <w:rPr>
+          <w:rFonts w:ascii="Microsoft YaHei" w:hAnsi="Microsoft YaHei" w:eastAsia="Microsoft YaHei" w:cs="Microsoft YaHei"/>
+          <w:b/>
+          <w:color w:val="2E5B8A"/>
+          <w:sz w:val="25"/>
+        </w:rPr>
+        <w:t>SC4 合同审核：先把审核工作跑通</w:t>
+      </w:r>
+    </w:p>
+    <w:p>
+      <w:pPr>
+        <w:pStyle w:val="ListNumber"/>
+        <w:spacing w:after="60"/>
+      </w:pPr>
+      <w:r>
+        <w:rPr>
+          <w:rFonts w:ascii="Microsoft YaHei" w:hAnsi="Microsoft YaHei" w:eastAsia="Microsoft YaHei" w:cs="Microsoft YaHei"/>
+          <w:b/>
+          <w:sz w:val="21"/>
+        </w:rPr>
+        <w:t>合同模板、必备条款和风险提示依据。</w:t>
+      </w:r>
+      <w:r>
+        <w:rPr>
+          <w:rFonts w:ascii="Microsoft YaHei" w:hAnsi="Microsoft YaHei" w:eastAsia="Microsoft YaHei" w:cs="Microsoft YaHei"/>
+          <w:b w:val="0"/>
+          <w:sz w:val="21"/>
+        </w:rPr>
+        <w:t xml:space="preserve"> 请提供现行有效模板/制度、常见问题合同及人工处理意见的脱敏片段；暂缺时说明可用材料，不需临时制定法律风险标准。</w:t>
+      </w:r>
+    </w:p>
+    <w:p>
+      <w:pPr>
+        <w:pStyle w:val="ListNumber"/>
+        <w:spacing w:after="60"/>
+      </w:pPr>
+      <w:r>
+        <w:rPr>
+          <w:rFonts w:ascii="Microsoft YaHei" w:hAnsi="Microsoft YaHei" w:eastAsia="Microsoft YaHei" w:cs="Microsoft YaHei"/>
+          <w:b/>
+          <w:sz w:val="21"/>
+        </w:rPr>
+        <w:t>专业审核与复核的现行路径。</w:t>
+      </w:r>
+      <w:r>
+        <w:rPr>
+          <w:rFonts w:ascii="Microsoft YaHei" w:hAnsi="Microsoft YaHei" w:eastAsia="Microsoft YaHei" w:cs="Microsoft YaHei"/>
+          <w:b w:val="0"/>
+          <w:sz w:val="21"/>
+        </w:rPr>
+        <w:t xml:space="preserve"> 请提供已有负责岗位、联系人和备用联系人记录；没有固定安排时说明现行做法，本次不要求新指定。</w:t>
       </w:r>
     </w:p>
     <w:p>
@@ -267,7 +287,552 @@
           <w:b w:val="0"/>
           <w:sz w:val="21"/>
         </w:rPr>
-        <w:t>运营副总裁</w:t>
+        <w:t>现有取文与来源追溯成果会继续复用。没有有效条款库或风险依据的地方会明确显示待补资料，未经专业确认的提示不会记为合同已审核通过。</w:t>
+      </w:r>
+    </w:p>
+    <w:p>
+      <w:pPr>
+        <w:pStyle w:val="Heading3"/>
+        <w:spacing w:before="180" w:after="120"/>
+      </w:pPr>
+      <w:r>
+        <w:rPr>
+          <w:rFonts w:ascii="Microsoft YaHei" w:hAnsi="Microsoft YaHei" w:eastAsia="Microsoft YaHei" w:cs="Microsoft YaHei"/>
+          <w:b/>
+          <w:color w:val="2E5B8A"/>
+          <w:sz w:val="25"/>
+        </w:rPr>
+        <w:t>SC7 库存建议：已有成果直接接续</w:t>
+      </w:r>
+    </w:p>
+    <w:p>
+      <w:pPr>
+        <w:spacing w:after="100"/>
+      </w:pPr>
+      <w:r>
+        <w:rPr>
+          <w:rFonts w:ascii="Microsoft YaHei" w:hAnsi="Microsoft YaHei" w:eastAsia="Microsoft YaHei" w:cs="Microsoft YaHei"/>
+          <w:b w:val="0"/>
+          <w:sz w:val="21"/>
+        </w:rPr>
+        <w:t>标准批量字段的合成接入已完成。真实数据字段和提前期统计由我们内部核查；先得到实际“制单日到入库日”分布，再请你按真实物料案例判断建议是否适用，当前不请你凭空填分档提前期。如果已有正在用的库存建议记录或人工调整说明，可一并提供，作为后续验收参照。</w:t>
+      </w:r>
+    </w:p>
+    <w:p>
+      <w:pPr>
+        <w:pStyle w:val="Heading3"/>
+        <w:spacing w:before="180" w:after="120"/>
+      </w:pPr>
+      <w:r>
+        <w:rPr>
+          <w:rFonts w:ascii="Microsoft YaHei" w:hAnsi="Microsoft YaHei" w:eastAsia="Microsoft YaHei" w:cs="Microsoft YaHei"/>
+          <w:b/>
+          <w:color w:val="2E5B8A"/>
+          <w:sz w:val="25"/>
+        </w:rPr>
+        <w:t>SC8 交期承诺：业务验收和反馈合并承接</w:t>
+      </w:r>
+    </w:p>
+    <w:p>
+      <w:pPr>
+        <w:spacing w:after="100"/>
+      </w:pPr>
+      <w:r>
+        <w:rPr>
+          <w:rFonts w:ascii="Microsoft YaHei" w:hAnsi="Microsoft YaHei" w:eastAsia="Microsoft YaHei" w:cs="Microsoft YaHei"/>
+          <w:b w:val="0"/>
+          <w:sz w:val="21"/>
+        </w:rPr>
+        <w:t>如已有典型订单的原承诺、人工调整及最终处理记录，请提供可脱敏的现有版本，帮助核对承诺和提示结果；已确认的原则直接沿用，未签的颜色/置信度判据用真实结果再核。</w:t>
+      </w:r>
+    </w:p>
+    <w:p>
+      <w:pPr>
+        <w:spacing w:after="100"/>
+      </w:pPr>
+      <w:r>
+        <w:rPr>
+          <w:rFonts w:ascii="Microsoft YaHei" w:hAnsi="Microsoft YaHei" w:eastAsia="Microsoft YaHei" w:cs="Microsoft YaHei"/>
+          <w:b w:val="0"/>
+          <w:sz w:val="21"/>
+        </w:rPr>
+        <w:t>你指出的手机导航越界和标题重叠已于10月12日完成局部修复，网页浏览器两种视口的20项检查通过。方便时用原手机查看即可：正常回复“手机显示正常”；仍有遮挡请发截图、机型和浏览器。手机复核是本次附带反馈项，不作为PC端业务推进的前置。</w:t>
+      </w:r>
+    </w:p>
+    <w:p>
+      <w:pPr>
+        <w:pStyle w:val="Heading3"/>
+        <w:spacing w:before="180" w:after="120"/>
+      </w:pPr>
+      <w:r>
+        <w:rPr>
+          <w:rFonts w:ascii="Microsoft YaHei" w:hAnsi="Microsoft YaHei" w:eastAsia="Microsoft YaHei" w:cs="Microsoft YaHei"/>
+          <w:b/>
+          <w:color w:val="2E5B8A"/>
+          <w:sz w:val="25"/>
+        </w:rPr>
+        <w:t>SC10 BOM与料库：事实对照先跑通</w:t>
+      </w:r>
+    </w:p>
+    <w:p>
+      <w:pPr>
+        <w:pStyle w:val="ListNumber"/>
+        <w:spacing w:after="60"/>
+      </w:pPr>
+      <w:r>
+        <w:rPr>
+          <w:rFonts w:ascii="Microsoft YaHei" w:hAnsi="Microsoft YaHei" w:eastAsia="Microsoft YaHei" w:cs="Microsoft YaHei"/>
+          <w:b/>
+          <w:sz w:val="21"/>
+        </w:rPr>
+        <w:t>物料优先选用级别。</w:t>
+      </w:r>
+      <w:r>
+        <w:rPr>
+          <w:rFonts w:ascii="Microsoft YaHei" w:hAnsi="Microsoft YaHei" w:eastAsia="Microsoft YaHei" w:cs="Microsoft YaHei"/>
+          <w:b w:val="0"/>
+          <w:sz w:val="21"/>
+        </w:rPr>
+        <w:t xml:space="preserve"> 请提供现有等级表、已批准判据或实际选型结论，不需另造评分权重。</w:t>
+      </w:r>
+    </w:p>
+    <w:p>
+      <w:pPr>
+        <w:pStyle w:val="ListNumber"/>
+        <w:spacing w:after="60"/>
+      </w:pPr>
+      <w:r>
+        <w:rPr>
+          <w:rFonts w:ascii="Microsoft YaHei" w:hAnsi="Microsoft YaHei" w:eastAsia="Microsoft YaHei" w:cs="Microsoft YaHei"/>
+          <w:b/>
+          <w:sz w:val="21"/>
+        </w:rPr>
+        <w:t>淘汰/obsolete及例外。</w:t>
+      </w:r>
+      <w:r>
+        <w:rPr>
+          <w:rFonts w:ascii="Microsoft YaHei" w:hAnsi="Microsoft YaHei" w:eastAsia="Microsoft YaHei" w:cs="Microsoft YaHei"/>
+          <w:b w:val="0"/>
+          <w:sz w:val="21"/>
+        </w:rPr>
+        <w:t xml:space="preserve"> 请提供现有淘汰依据、例外记录或人工处理说明。</w:t>
+      </w:r>
+    </w:p>
+    <w:p>
+      <w:pPr>
+        <w:pStyle w:val="ListNumber"/>
+        <w:spacing w:after="60"/>
+      </w:pPr>
+      <w:r>
+        <w:rPr>
+          <w:rFonts w:ascii="Microsoft YaHei" w:hAnsi="Microsoft YaHei" w:eastAsia="Microsoft YaHei" w:cs="Microsoft YaHei"/>
+          <w:b/>
+          <w:sz w:val="21"/>
+        </w:rPr>
+        <w:t>BOM差异、缺项和风险的评审建议。</w:t>
+      </w:r>
+      <w:r>
+        <w:rPr>
+          <w:rFonts w:ascii="Microsoft YaHei" w:hAnsi="Microsoft YaHei" w:eastAsia="Microsoft YaHei" w:cs="Microsoft YaHei"/>
+          <w:b w:val="0"/>
+          <w:sz w:val="21"/>
+        </w:rPr>
+        <w:t xml:space="preserve"> 请提供现有评审意见、签认岗位及处理记录。</w:t>
+      </w:r>
+    </w:p>
+    <w:p>
+      <w:pPr>
+        <w:pStyle w:val="ListNumber"/>
+        <w:spacing w:after="60"/>
+      </w:pPr>
+      <w:r>
+        <w:rPr>
+          <w:rFonts w:ascii="Microsoft YaHei" w:hAnsi="Microsoft YaHei" w:eastAsia="Microsoft YaHei" w:cs="Microsoft YaHei"/>
+          <w:b/>
+          <w:sz w:val="21"/>
+        </w:rPr>
+        <w:t>零价格是有效值还是尚无价格。</w:t>
+      </w:r>
+      <w:r>
+        <w:rPr>
+          <w:rFonts w:ascii="Microsoft YaHei" w:hAnsi="Microsoft YaHei" w:eastAsia="Microsoft YaHei" w:cs="Microsoft YaHei"/>
+          <w:b w:val="0"/>
+          <w:sz w:val="21"/>
+        </w:rPr>
+        <w:t xml:space="preserve"> 请提供能说明区别的已有物料记录及现行处理说明。</w:t>
+      </w:r>
+    </w:p>
+    <w:p>
+      <w:pPr>
+        <w:spacing w:after="100"/>
+      </w:pPr>
+      <w:r>
+        <w:rPr>
+          <w:rFonts w:ascii="Microsoft YaHei" w:hAnsi="Microsoft YaHei" w:eastAsia="Microsoft YaHei" w:cs="Microsoft YaHei"/>
+          <w:b w:val="0"/>
+          <w:sz w:val="21"/>
+        </w:rPr>
+        <w:t>现有版本化BOM事实对照直接复用，专业建议待上述依据确认；真实料库与价格接口由内部工程承接。</w:t>
+      </w:r>
+    </w:p>
+    <w:p>
+      <w:pPr>
+        <w:pStyle w:val="Heading3"/>
+        <w:spacing w:before="180" w:after="120"/>
+      </w:pPr>
+      <w:r>
+        <w:rPr>
+          <w:rFonts w:ascii="Microsoft YaHei" w:hAnsi="Microsoft YaHei" w:eastAsia="Microsoft YaHei" w:cs="Microsoft YaHei"/>
+          <w:b/>
+          <w:color w:val="2E5B8A"/>
+          <w:sz w:val="25"/>
+        </w:rPr>
+        <w:t>SC11 库存调拨：固定周计划拟稿先跑通</w:t>
+      </w:r>
+    </w:p>
+    <w:p>
+      <w:pPr>
+        <w:pStyle w:val="ListNumber"/>
+        <w:spacing w:after="60"/>
+      </w:pPr>
+      <w:r>
+        <w:rPr>
+          <w:rFonts w:ascii="Microsoft YaHei" w:hAnsi="Microsoft YaHei" w:eastAsia="Microsoft YaHei" w:cs="Microsoft YaHei"/>
+          <w:b/>
+          <w:sz w:val="21"/>
+        </w:rPr>
+        <w:t>四原则冲突、多个计划争料。</w:t>
+      </w:r>
+      <w:r>
+        <w:rPr>
+          <w:rFonts w:ascii="Microsoft YaHei" w:hAnsi="Microsoft YaHei" w:eastAsia="Microsoft YaHei" w:cs="Microsoft YaHei"/>
+          <w:b w:val="0"/>
+          <w:sz w:val="21"/>
+        </w:rPr>
+        <w:t xml:space="preserve"> 请提供现有处理记录或当时如何分配的说明，后续按真实计划核优先关系。</w:t>
+      </w:r>
+    </w:p>
+    <w:p>
+      <w:pPr>
+        <w:pStyle w:val="ListNumber"/>
+        <w:spacing w:after="60"/>
+      </w:pPr>
+      <w:r>
+        <w:rPr>
+          <w:rFonts w:ascii="Microsoft YaHei" w:hAnsi="Microsoft YaHei" w:eastAsia="Microsoft YaHei" w:cs="Microsoft YaHei"/>
+          <w:b/>
+          <w:sz w:val="21"/>
+        </w:rPr>
+        <w:t>“跨仓调拨尽量少”的判断单位。</w:t>
+      </w:r>
+      <w:r>
+        <w:rPr>
+          <w:rFonts w:ascii="Microsoft YaHei" w:hAnsi="Microsoft YaHei" w:eastAsia="Microsoft YaHei" w:cs="Microsoft YaHei"/>
+          <w:b w:val="0"/>
+          <w:sz w:val="21"/>
+        </w:rPr>
+        <w:t xml:space="preserve"> 请提供现行记录体现的是段数、单数还是里程，以及原处理结果。</w:t>
+      </w:r>
+    </w:p>
+    <w:p>
+      <w:pPr>
+        <w:pStyle w:val="ListNumber"/>
+        <w:spacing w:after="60"/>
+      </w:pPr>
+      <w:r>
+        <w:rPr>
+          <w:rFonts w:ascii="Microsoft YaHei" w:hAnsi="Microsoft YaHei" w:eastAsia="Microsoft YaHei" w:cs="Microsoft YaHei"/>
+          <w:b/>
+          <w:sz w:val="21"/>
+        </w:rPr>
+        <w:t>“就近”的依据。</w:t>
+      </w:r>
+      <w:r>
+        <w:rPr>
+          <w:rFonts w:ascii="Microsoft YaHei" w:hAnsi="Microsoft YaHei" w:eastAsia="Microsoft YaHei" w:cs="Microsoft YaHei"/>
+          <w:b w:val="0"/>
+          <w:sz w:val="21"/>
+        </w:rPr>
+        <w:t xml:space="preserve"> 请提供当前使用的距离/车程/班次表或计算依据及现行维护资料指针。</w:t>
+      </w:r>
+    </w:p>
+    <w:p>
+      <w:pPr>
+        <w:pStyle w:val="ListNumber"/>
+        <w:spacing w:after="60"/>
+      </w:pPr>
+      <w:r>
+        <w:rPr>
+          <w:rFonts w:ascii="Microsoft YaHei" w:hAnsi="Microsoft YaHei" w:eastAsia="Microsoft YaHei" w:cs="Microsoft YaHei"/>
+          <w:b/>
+          <w:sz w:val="21"/>
+        </w:rPr>
+        <w:t>拆仓发货及替代料。</w:t>
+      </w:r>
+      <w:r>
+        <w:rPr>
+          <w:rFonts w:ascii="Microsoft YaHei" w:hAnsi="Microsoft YaHei" w:eastAsia="Microsoft YaHei" w:cs="Microsoft YaHei"/>
+          <w:b w:val="0"/>
+          <w:sz w:val="21"/>
+        </w:rPr>
+        <w:t xml:space="preserve"> 请提供已有拆仓记录、适用替代关系资料及原确认记录。</w:t>
+      </w:r>
+    </w:p>
+    <w:p>
+      <w:pPr>
+        <w:pStyle w:val="ListNumber"/>
+        <w:spacing w:after="60"/>
+      </w:pPr>
+      <w:r>
+        <w:rPr>
+          <w:rFonts w:ascii="Microsoft YaHei" w:hAnsi="Microsoft YaHei" w:eastAsia="Microsoft YaHei" w:cs="Microsoft YaHei"/>
+          <w:b/>
+          <w:sz w:val="21"/>
+        </w:rPr>
+        <w:t>月中临时任务与原计划冲突。</w:t>
+      </w:r>
+      <w:r>
+        <w:rPr>
+          <w:rFonts w:ascii="Microsoft YaHei" w:hAnsi="Microsoft YaHei" w:eastAsia="Microsoft YaHei" w:cs="Microsoft YaHei"/>
+          <w:b w:val="0"/>
+          <w:sz w:val="21"/>
+        </w:rPr>
+        <w:t xml:space="preserve"> 请提供已有重排/保留原计划的处理记录或说明。</w:t>
+      </w:r>
+    </w:p>
+    <w:p>
+      <w:pPr>
+        <w:pStyle w:val="ListNumber"/>
+        <w:spacing w:after="60"/>
+      </w:pPr>
+      <w:r>
+        <w:rPr>
+          <w:rFonts w:ascii="Microsoft YaHei" w:hAnsi="Microsoft YaHei" w:eastAsia="Microsoft YaHei" w:cs="Microsoft YaHei"/>
+          <w:b/>
+          <w:sz w:val="21"/>
+        </w:rPr>
+        <w:t>排序资料缺失时的人工处理。</w:t>
+      </w:r>
+      <w:r>
+        <w:rPr>
+          <w:rFonts w:ascii="Microsoft YaHei" w:hAnsi="Microsoft YaHei" w:eastAsia="Microsoft YaHei" w:cs="Microsoft YaHei"/>
+          <w:b w:val="0"/>
+          <w:sz w:val="21"/>
+        </w:rPr>
+        <w:t xml:space="preserve"> 请提供物流距离、日期或库存缺失时仍拟稿或停止处理的实际做法。</w:t>
+      </w:r>
+    </w:p>
+    <w:p>
+      <w:pPr>
+        <w:spacing w:after="100"/>
+      </w:pPr>
+      <w:r>
+        <w:rPr>
+          <w:rFonts w:ascii="Microsoft YaHei" w:hAnsi="Microsoft YaHei" w:eastAsia="Microsoft YaHei" w:cs="Microsoft YaHei"/>
+          <w:b w:val="0"/>
+          <w:sz w:val="21"/>
+        </w:rPr>
+        <w:t>固定周计划、共享库存守恒以及草稿版本确认已按现有范围准备。缺依据的候选会显示未排序，不冒充最优方案；ERP落单与对外邮件仍由PMC经理确认后走原流程。</w:t>
+      </w:r>
+    </w:p>
+    <w:p>
+      <w:pPr>
+        <w:pStyle w:val="Heading3"/>
+        <w:spacing w:before="180" w:after="120"/>
+      </w:pPr>
+      <w:r>
+        <w:rPr>
+          <w:rFonts w:ascii="Microsoft YaHei" w:hAnsi="Microsoft YaHei" w:eastAsia="Microsoft YaHei" w:cs="Microsoft YaHei"/>
+          <w:b/>
+          <w:color w:val="2E5B8A"/>
+          <w:sz w:val="25"/>
+        </w:rPr>
+        <w:t>跨场景责任人与验收资料</w:t>
+      </w:r>
+    </w:p>
+    <w:p>
+      <w:pPr>
+        <w:pStyle w:val="ListNumber"/>
+        <w:spacing w:after="60"/>
+      </w:pPr>
+      <w:r>
+        <w:rPr>
+          <w:rFonts w:ascii="Microsoft YaHei" w:hAnsi="Microsoft YaHei" w:eastAsia="Microsoft YaHei" w:cs="Microsoft YaHei"/>
+          <w:b w:val="0"/>
+          <w:sz w:val="21"/>
+        </w:rPr>
+        <w:t>请提供现有SC2/SC7/SC8/SC10/SC11业务验收联系人及备用联系人安排；SC4专业审核人已在第6项单列。同一人负责多个场景可合并答。已有明确安排只需指原记录；尚无安排则注明待落实，本次不要求新指定。</w:t>
+      </w:r>
+    </w:p>
+    <w:p>
+      <w:pPr>
+        <w:spacing w:after="100"/>
+      </w:pPr>
+      <w:r>
+        <w:rPr>
+          <w:rFonts w:ascii="Microsoft YaHei" w:hAnsi="Microsoft YaHei" w:eastAsia="Microsoft YaHei" w:cs="Microsoft YaHei"/>
+          <w:b w:val="0"/>
+          <w:sz w:val="21"/>
+        </w:rPr>
+        <w:t>SC1等已有成果继续使用，本信不另开已确认的历史需求。</w:t>
+      </w:r>
+    </w:p>
+    <w:p>
+      <w:pPr>
+        <w:pStyle w:val="Heading2"/>
+        <w:spacing w:before="260" w:after="120"/>
+      </w:pPr>
+      <w:r>
+        <w:rPr>
+          <w:rFonts w:ascii="Microsoft YaHei" w:hAnsi="Microsoft YaHei" w:eastAsia="Microsoft YaHei" w:cs="Microsoft YaHei"/>
+          <w:b/>
+          <w:color w:val="1F4E79"/>
+          <w:sz w:val="28"/>
+        </w:rPr>
+        <w:t>二 怎么交、什么时候交</w:t>
+      </w:r>
+    </w:p>
+    <w:p>
+      <w:pPr>
+        <w:spacing w:after="100"/>
+      </w:pPr>
+      <w:r>
+        <w:rPr>
+          <w:rFonts w:ascii="Microsoft YaHei" w:hAnsi="Microsoft YaHei" w:eastAsia="Microsoft YaHei" w:cs="Microsoft YaHei"/>
+          <w:b w:val="0"/>
+          <w:sz w:val="21"/>
+        </w:rPr>
+        <w:t>通过企微BOT私聊发文字、已有文件或脱敏片段即可；每项保留上述编号，无法判断的直接写“待核”。材料可以分批发，先回复你现在能回答和能拿到的部分，不必等全部资料齐了再一起交。若某项需要他人提供，请说明联系人和预计可给时间，我们据此安排下游；本信不新增未协商的截止日。</w:t>
+      </w:r>
+    </w:p>
+    <w:p>
+      <w:pPr>
+        <w:spacing w:after="100"/>
+      </w:pPr>
+      <w:r>
+        <w:rPr>
+          <w:rFonts w:ascii="Microsoft YaHei" w:hAnsi="Microsoft YaHei" w:eastAsia="Microsoft YaHei" w:cs="Microsoft YaHei"/>
+          <w:sz w:val="21"/>
+        </w:rPr>
+        <w:t>后续真实判例表中的三个符号统一表示：</w:t>
+      </w:r>
+      <w:r>
+        <w:br/>
+      </w:r>
+      <w:r>
+        <w:rPr>
+          <w:rFonts w:ascii="Segoe UI Emoji" w:hAnsi="Segoe UI Emoji" w:eastAsia="Segoe UI Emoji" w:cs="Segoe UI Emoji"/>
+          <w:sz w:val="21"/>
+        </w:rPr>
+        <w:t>✅</w:t>
+      </w:r>
+      <w:r>
+        <w:rPr>
+          <w:rFonts w:ascii="Microsoft YaHei" w:hAnsi="Microsoft YaHei" w:eastAsia="Microsoft YaHei" w:cs="Microsoft YaHei"/>
+          <w:sz w:val="21"/>
+        </w:rPr>
+        <w:t>拟议结果正确，</w:t>
+      </w:r>
+      <w:r>
+        <w:br/>
+      </w:r>
+      <w:r>
+        <w:rPr>
+          <w:rFonts w:ascii="Segoe UI Emoji" w:hAnsi="Segoe UI Emoji" w:eastAsia="Segoe UI Emoji" w:cs="Segoe UI Emoji"/>
+          <w:sz w:val="21"/>
+        </w:rPr>
+        <w:t>❌</w:t>
+      </w:r>
+      <w:r>
+        <w:rPr>
+          <w:rFonts w:ascii="Microsoft YaHei" w:hAnsi="Microsoft YaHei" w:eastAsia="Microsoft YaHei" w:cs="Microsoft YaHei"/>
+          <w:sz w:val="21"/>
+        </w:rPr>
+        <w:t>拟议结果不对，</w:t>
+      </w:r>
+      <w:r>
+        <w:br/>
+      </w:r>
+      <w:r>
+        <w:rPr>
+          <w:rFonts w:ascii="Segoe UI Emoji" w:hAnsi="Segoe UI Emoji" w:eastAsia="Segoe UI Emoji" w:cs="Segoe UI Emoji"/>
+          <w:sz w:val="21"/>
+        </w:rPr>
+        <w:t>✏️</w:t>
+      </w:r>
+      <w:r>
+        <w:rPr>
+          <w:rFonts w:ascii="Microsoft YaHei" w:hAnsi="Microsoft YaHei" w:eastAsia="Microsoft YaHei" w:cs="Microsoft YaHei"/>
+          <w:sz w:val="21"/>
+        </w:rPr>
+        <w:t>不对且请写一句正确处理办法。判据、阈值和审批权限均不因未答而生效。</w:t>
+      </w:r>
+    </w:p>
+    <w:p>
+      <w:pPr>
+        <w:pStyle w:val="Heading2"/>
+        <w:spacing w:before="260" w:after="120"/>
+      </w:pPr>
+      <w:r>
+        <w:rPr>
+          <w:rFonts w:ascii="Microsoft YaHei" w:hAnsi="Microsoft YaHei" w:eastAsia="Microsoft YaHei" w:cs="Microsoft YaHei"/>
+          <w:b/>
+          <w:color w:val="1F4E79"/>
+          <w:sz w:val="28"/>
+        </w:rPr>
+        <w:t>三 已有知识资产继续复用</w:t>
+      </w:r>
+    </w:p>
+    <w:p>
+      <w:pPr>
+        <w:spacing w:after="100"/>
+      </w:pPr>
+      <w:r>
+        <w:rPr>
+          <w:rFonts w:ascii="Microsoft YaHei" w:hAnsi="Microsoft YaHei" w:eastAsia="Microsoft YaHei" w:cs="Microsoft YaHei"/>
+          <w:b w:val="0"/>
+          <w:sz w:val="21"/>
+        </w:rPr>
+        <w:t>采购域已有真缺料口径、SC8置信度判据和SC11调拨原则会作为已有依据继续引用；新业务判断连同材料版本、出处和确认记录回灌，避免后续同题重问。你提供的实践经验整理成知识条目前，会请你核对内容及署名。</w:t>
+      </w:r>
+    </w:p>
+    <w:p>
+      <w:pPr>
+        <w:spacing w:after="100"/>
+      </w:pPr>
+      <w:r>
+        <w:rPr>
+          <w:rFonts w:ascii="Microsoft YaHei" w:hAnsi="Microsoft YaHei" w:eastAsia="Microsoft YaHei" w:cs="Microsoft YaHei"/>
+          <w:b w:val="0"/>
+          <w:sz w:val="21"/>
+        </w:rPr>
+        <w:t>采购协同入口摘录：保供看板 &lt;http://192.168.100.51:8091/&gt;；回件沿企微BOT私聊。PC端按原入口使用；资料缺口、建议依据和人工处理状态会明确展示。</w:t>
+      </w:r>
+    </w:p>
+    <w:p>
+      <w:pPr>
+        <w:spacing w:after="100"/>
+      </w:pPr>
+      <w:r>
+        <w:rPr>
+          <w:rFonts w:ascii="Microsoft YaHei" w:hAnsi="Microsoft YaHei" w:eastAsia="Microsoft YaHei" w:cs="Microsoft YaHei"/>
+          <w:b w:val="0"/>
+          <w:sz w:val="21"/>
+        </w:rPr>
+        <w:t>有问题随时找我。</w:t>
+      </w:r>
+    </w:p>
+    <w:p>
+      <w:pPr>
+        <w:spacing w:after="100"/>
+      </w:pPr>
+      <w:r>
+        <w:rPr>
+          <w:rFonts w:ascii="Microsoft YaHei" w:hAnsi="Microsoft YaHei" w:eastAsia="Microsoft YaHei" w:cs="Microsoft YaHei"/>
+          <w:b w:val="0"/>
+          <w:sz w:val="21"/>
+        </w:rPr>
+        <w:t>OPVP Shao Peishen</w:t>
       </w:r>
     </w:p>
     <w:sectPr>
@@ -372,7 +937,7 @@
         <w:color w:val="999999"/>
         <w:sz w:val="16"/>
       </w:rPr>
-      <w:t>SC8 手机导航显示复核</w:t>
+      <w:t>采购域PC端MVP业务问题集中收敛</w:t>
     </w:r>
   </w:p>
 </w:hdr>
